--- a/docs/Lessons/Lesson 14 - Raising the Stakes/Handouts/Lesson_14_Handout_Godot.docx
+++ b/docs/Lessons/Lesson 14 - Raising the Stakes/Handouts/Lesson_14_Handout_Godot.docx
@@ -188,6 +188,68 @@
     </w:p>
     <w:p>
       <w:pPr>
+        <w:spacing w:after="40" w:before="120"/>
+        <w:jc w:val="center"/>
+      </w:pPr>
+      <w:r>
+        <w:drawing>
+          <wp:inline distT="0" distB="0" distL="0" distR="0">
+            <wp:extent cx="4937760" cy="4288536"/>
+            <wp:effectExtent t="0" r="0" b="0" l="0"/>
+            <wp:docPr id="1" name="" descr="" title=""/>
+            <wp:cNvGraphicFramePr>
+              <a:graphicFrameLocks xmlns:a="http://schemas.openxmlformats.org/drawingml/2006/main" noChangeAspect="1"/>
+            </wp:cNvGraphicFramePr>
+            <a:graphic xmlns:a="http://schemas.openxmlformats.org/drawingml/2006/main">
+              <a:graphicData uri="http://schemas.openxmlformats.org/drawingml/2006/picture">
+                <pic:pic xmlns:pic="http://schemas.openxmlformats.org/drawingml/2006/picture">
+                  <pic:nvPicPr>
+                    <pic:cNvPr id="0" name="" descr=""/>
+                    <pic:cNvPicPr>
+                      <a:picLocks noChangeAspect="1" noChangeArrowheads="1"/>
+                    </pic:cNvPicPr>
+                  </pic:nvPicPr>
+                  <pic:blipFill>
+                    <a:blip r:embed="rId10" cstate="none"/>
+                    <a:srcRect/>
+                    <a:stretch>
+                      <a:fillRect/>
+                    </a:stretch>
+                  </pic:blipFill>
+                  <pic:spPr bwMode="auto">
+                    <a:xfrm>
+                      <a:off x="0" y="0"/>
+                      <a:ext cx="4937760" cy="4288536"/>
+                    </a:xfrm>
+                    <a:prstGeom prst="rect">
+                      <a:avLst/>
+                    </a:prstGeom>
+                  </pic:spPr>
+                </pic:pic>
+              </a:graphicData>
+            </a:graphic>
+          </wp:inline>
+        </w:drawing>
+      </w:r>
+    </w:p>
+    <w:p>
+      <w:pPr>
+        <w:spacing w:after="160"/>
+        <w:jc w:val="center"/>
+      </w:pPr>
+      <w:r>
+        <w:rPr>
+          <w:i/>
+          <w:iCs/>
+          <w:color w:val="888888"/>
+          <w:sz w:val="16"/>
+          <w:szCs w:val="16"/>
+        </w:rPr>
+        <w:t xml:space="preserve">Whether the spawn loop and the reset live in two places or two genuinely different scripts, the rule is the same: one formula, referenced everywhere.</w:t>
+      </w:r>
+    </w:p>
+    <w:p>
+      <w:pPr>
         <w:pStyle w:val="ListParagraph"/>
         <w:numPr>
           <w:ilvl w:val="0"/>
@@ -196,7 +258,7 @@
         <w:spacing w:after="60"/>
       </w:pPr>
       <w:r>
-        <w:t xml:space="preserve">In spawn_wave(), change the fixed "for i in range(5)" loop into "for i in range(4 + wave)" (code below) - wave 1 spawns 5, wave 2 spawns 6, wave 3 spawns 7.</w:t>
+        <w:t xml:space="preserve">In Main's spawn_enemies(), change the fixed "for enemy_count in range(5)" loop into "for enemy_count in range(4 + $GameManager.wave)" (code below) - wave 1 spawns 5, wave 2 spawns 6, wave 3 spawns 7. spawn_enemies() lives on Main, not GameManager, so wave needs the $GameManager prefix here, the same as every other cross-node reference in this function.</w:t>
       </w:r>
     </w:p>
     <w:p>
@@ -209,7 +271,7 @@
         <w:spacing w:after="60"/>
       </w:pPr>
       <w:r>
-        <w:t xml:space="preserve">Wherever enemies_remaining gets reset to 5 for a new wave, change that to "enemies_remaining = 4 + wave" too - these two places must always agree.</w:t>
+        <w:t xml:space="preserve">Wherever enemies_remaining gets reset to 5 for a new wave - inside GameManager's start_game() and inside on_enemy_destroyed()'s wave-advance else branch - change that to "enemies_remaining = 4 + wave" too (no prefix needed there, since those run directly on GameManager's own script) - all three places must always agree. In start_game() specifically, double-check that "wave = 1" already runs BEFORE this line (it may currently come after) - otherwise enemies_remaining would compute from whatever wave was left over from the previous game, not a fresh wave 1.</w:t>
       </w:r>
     </w:p>
     <w:p>
@@ -237,7 +299,7 @@
           <w:sz w:val="20"/>
           <w:szCs w:val="20"/>
         </w:rPr>
-        <w:t xml:space="preserve">func spawn_wave():</w:t>
+        <w:t xml:space="preserve"># Main scene's script - spawn_enemies() (revised):</w:t>
       </w:r>
       <w:r>
         <w:br/>
@@ -249,7 +311,7 @@
           <w:sz w:val="20"/>
           <w:szCs w:val="20"/>
         </w:rPr>
-        <w:t xml:space="preserve">    for i in range(4 + wave):</w:t>
+        <w:t xml:space="preserve">func spawn_enemies():</w:t>
       </w:r>
       <w:r>
         <w:br/>
@@ -261,7 +323,7 @@
           <w:sz w:val="20"/>
           <w:szCs w:val="20"/>
         </w:rPr>
-        <w:t xml:space="preserve">        var enemy = enemy_scene.instantiate()</w:t>
+        <w:t xml:space="preserve">    for enemy_count in range(4 + $GameManager.wave):</w:t>
       </w:r>
       <w:r>
         <w:br/>
@@ -273,7 +335,7 @@
           <w:sz w:val="20"/>
           <w:szCs w:val="20"/>
         </w:rPr>
-        <w:t xml:space="preserve">        add_child(enemy)</w:t>
+        <w:t xml:space="preserve">        var new_enemy := enemy_scene.instantiate()</w:t>
       </w:r>
       <w:r>
         <w:br/>
@@ -285,7 +347,7 @@
           <w:sz w:val="20"/>
           <w:szCs w:val="20"/>
         </w:rPr>
-        <w:t xml:space="preserve">        enemy.add_to_group("enemies")</w:t>
+        <w:t xml:space="preserve">        new_enemy.position = Vector2(150 + enemy_count * 200, 50)</w:t>
       </w:r>
       <w:r>
         <w:br/>
@@ -297,7 +359,7 @@
           <w:sz w:val="20"/>
           <w:szCs w:val="20"/>
         </w:rPr>
-        <w:t xml:space="preserve">        enemy.destroyed.connect(_on_enemy_destroyed)</w:t>
+        <w:t xml:space="preserve">        add_child(new_enemy)</w:t>
       </w:r>
       <w:r>
         <w:br/>
@@ -309,7 +371,7 @@
           <w:sz w:val="20"/>
           <w:szCs w:val="20"/>
         </w:rPr>
-        <w:t xml:space="preserve">        enemy.escaped.connect(_on_enemy_escaped)</w:t>
+        <w:t xml:space="preserve">        new_enemy.destroyed.connect($GameManager.on_enemy_destroyed)</w:t>
       </w:r>
       <w:r>
         <w:br/>
@@ -321,7 +383,7 @@
           <w:sz w:val="20"/>
           <w:szCs w:val="20"/>
         </w:rPr>
-        <w:t xml:space="preserve">        # ...existing per-enemy positioning...</w:t>
+        <w:t xml:space="preserve">        new_enemy.escaped.connect($GameManager.on_enemy_escaped)</w:t>
       </w:r>
       <w:r>
         <w:br/>
@@ -333,7 +395,67 @@
           <w:sz w:val="20"/>
           <w:szCs w:val="20"/>
         </w:rPr>
-        <w:t xml:space="preserve">    enemies_remaining = 4 + wave</w:t>
+        <w:t xml:space="preserve"/>
+      </w:r>
+      <w:r>
+        <w:br/>
+        <w:t xml:space="preserve"/>
+      </w:r>
+      <w:r>
+        <w:rPr>
+          <w:rFonts w:ascii="Consolas" w:cs="Consolas" w:eastAsia="Consolas" w:hAnsi="Consolas"/>
+          <w:sz w:val="20"/>
+          <w:szCs w:val="20"/>
+        </w:rPr>
+        <w:t xml:space="preserve"># GameManager's script - start_game() (revised, enemies_remaining line only):</w:t>
+      </w:r>
+      <w:r>
+        <w:br/>
+        <w:t xml:space="preserve"/>
+      </w:r>
+      <w:r>
+        <w:rPr>
+          <w:rFonts w:ascii="Consolas" w:cs="Consolas" w:eastAsia="Consolas" w:hAnsi="Consolas"/>
+          <w:sz w:val="20"/>
+          <w:szCs w:val="20"/>
+        </w:rPr>
+        <w:t xml:space="preserve">enemies_remaining = 4 + wave</w:t>
+      </w:r>
+      <w:r>
+        <w:br/>
+        <w:t xml:space="preserve"/>
+      </w:r>
+      <w:r>
+        <w:rPr>
+          <w:rFonts w:ascii="Consolas" w:cs="Consolas" w:eastAsia="Consolas" w:hAnsi="Consolas"/>
+          <w:sz w:val="20"/>
+          <w:szCs w:val="20"/>
+        </w:rPr>
+        <w:t xml:space="preserve"/>
+      </w:r>
+      <w:r>
+        <w:br/>
+        <w:t xml:space="preserve"/>
+      </w:r>
+      <w:r>
+        <w:rPr>
+          <w:rFonts w:ascii="Consolas" w:cs="Consolas" w:eastAsia="Consolas" w:hAnsi="Consolas"/>
+          <w:sz w:val="20"/>
+          <w:szCs w:val="20"/>
+        </w:rPr>
+        <w:t xml:space="preserve"># GameManager's script - on_enemy_destroyed()'s wave-advance else branch (revised, enemies_remaining line only):</w:t>
+      </w:r>
+      <w:r>
+        <w:br/>
+        <w:t xml:space="preserve"/>
+      </w:r>
+      <w:r>
+        <w:rPr>
+          <w:rFonts w:ascii="Consolas" w:cs="Consolas" w:eastAsia="Consolas" w:hAnsi="Consolas"/>
+          <w:sz w:val="20"/>
+          <w:szCs w:val="20"/>
+        </w:rPr>
+        <w:t xml:space="preserve">enemies_remaining = 4 + wave</w:t>
       </w:r>
     </w:p>
     <w:p>
@@ -366,7 +488,7 @@
         <w:spacing w:after="60"/>
       </w:pPr>
       <w:r>
-        <w:t xml:space="preserve">In spawn_wave(), right after instantiating each enemy, set its speed based on the wave: enemy.speed = 60.0 + (wave - 1) * 20.0.</w:t>
+        <w:t xml:space="preserve">In spawn_enemies(), right after instantiating each enemy, set its speed based on the wave: new_enemy.speed = 60.0 + ($GameManager.wave - 1) * 20.0.</w:t>
       </w:r>
     </w:p>
     <w:p>
@@ -512,7 +634,7 @@
         <w:spacing w:after="60"/>
       </w:pPr>
       <w:r>
-        <w:t xml:space="preserve">Every wave still spawns exactly 5: confirm the loop actually uses "range(4 + wave)" and not a leftover range(5).</w:t>
+        <w:t xml:space="preserve">Every wave still spawns exactly 5: confirm the loop actually uses "range(4 + $GameManager.wave)" and not a leftover range(5).</w:t>
       </w:r>
     </w:p>
     <w:p>
@@ -525,7 +647,7 @@
         <w:spacing w:after="60"/>
       </w:pPr>
       <w:r>
-        <w:t xml:space="preserve">WinText fires early or never: confirm enemies_remaining is reset using the SAME formula everywhere it's set, not 5 in one spot and 4 + wave in another.</w:t>
+        <w:t xml:space="preserve">WinText fires early or never: confirm enemies_remaining is reset using the SAME formula everywhere it's set, not 5 in one spot and 4 + wave in another - and confirm wave = 1 runs before enemies_remaining's reset inside start_game().</w:t>
       </w:r>
     </w:p>
     <w:p>
@@ -538,7 +660,7 @@
         <w:spacing w:after="60"/>
       </w:pPr>
       <w:r>
-        <w:t xml:space="preserve">Speed doesn't change between waves: confirm enemy.speed is being set INSIDE spawn_wave() on each new instance, not left at enemy.tscn's default forever.</w:t>
+        <w:t xml:space="preserve">Speed doesn't change between waves: confirm enemy.speed is being set INSIDE spawn_enemies() on each new instance, not left at enemy.tscn's default forever.</w:t>
       </w:r>
     </w:p>
     <w:p>

--- a/docs/Lessons/Lesson 14 - Raising the Stakes/Handouts/Lesson_14_Handout_Godot.docx
+++ b/docs/Lessons/Lesson 14 - Raising the Stakes/Handouts/Lesson_14_Handout_Godot.docx
@@ -295,6 +295,20 @@
       </w:pPr>
       <w:r>
         <w:rPr>
+          <w:i/>
+          <w:iCs/>
+          <w:color w:val="555555"/>
+          <w:sz w:val="18"/>
+          <w:szCs w:val="18"/>
+        </w:rPr>
+        <w:t xml:space="preserve">Highlighted lines are new this week; everything else is code you already have.</w:t>
+      </w:r>
+      <w:r>
+        <w:br/>
+        <w:t xml:space="preserve"/>
+      </w:r>
+      <w:r>
+        <w:rPr>
           <w:rFonts w:ascii="Consolas" w:cs="Consolas" w:eastAsia="Consolas" w:hAnsi="Consolas"/>
           <w:sz w:val="20"/>
           <w:szCs w:val="20"/>
@@ -322,6 +336,7 @@
           <w:rFonts w:ascii="Consolas" w:cs="Consolas" w:eastAsia="Consolas" w:hAnsi="Consolas"/>
           <w:sz w:val="20"/>
           <w:szCs w:val="20"/>
+          <w:shd w:fill="FFE98A" w:val="clear"/>
         </w:rPr>
         <w:t xml:space="preserve">    for enemy_count in range(4 + $GameManager.wave):</w:t>
       </w:r>
@@ -418,6 +433,7 @@
           <w:rFonts w:ascii="Consolas" w:cs="Consolas" w:eastAsia="Consolas" w:hAnsi="Consolas"/>
           <w:sz w:val="20"/>
           <w:szCs w:val="20"/>
+          <w:shd w:fill="FFE98A" w:val="clear"/>
         </w:rPr>
         <w:t xml:space="preserve">enemies_remaining = 4 + wave</w:t>
       </w:r>
@@ -454,6 +470,7 @@
           <w:rFonts w:ascii="Consolas" w:cs="Consolas" w:eastAsia="Consolas" w:hAnsi="Consolas"/>
           <w:sz w:val="20"/>
           <w:szCs w:val="20"/>
+          <w:shd w:fill="FFE98A" w:val="clear"/>
         </w:rPr>
         <w:t xml:space="preserve">enemies_remaining = 4 + wave</w:t>
       </w:r>
